--- a/en/wisdom-stories/Etibar Siracsoy/nails-lesson.docx
+++ b/en/wisdom-stories/Etibar Siracsoy/nails-lesson.docx
@@ -109,7 +109,7 @@
         <w:rPr>
           <w:i/>
         </w:rPr>
-        <w:t>Etibar Sirajsoy</w:t>
+        <w:t>Etibar Siracsoy</w:t>
       </w:r>
     </w:p>
     <w:sectPr>
